--- a/teaching/2026springcy5770/hw/hw14.docx
+++ b/teaching/2026springcy5770/hw/hw14.docx
@@ -8,27 +8,12 @@
         <w:spacing w:before="0" w:after="140"/>
         <w:contextualSpacing/>
         <w:jc w:val="center"/>
-        <w:rPr/>
-      </w:pPr>
-      <w:r>
-        <w:rPr>
-          <w:rFonts w:eastAsia="AR PL SungtiL GB" w:cs="Lohit Devanagari" w:ascii="Linux Libertine Display O" w:hAnsi="Linux Libertine Display O"/>
-          <w:b/>
-          <w:i w:val="false"/>
-          <w:caps w:val="false"/>
-          <w:smallCaps w:val="false"/>
-          <w:strike w:val="false"/>
-          <w:dstrike w:val="false"/>
-          <w:color w:val="000000"/>
-          <w:kern w:val="2"/>
+        <w:rPr>
+          <w:rFonts w:ascii="Linux Libertine Display O" w:hAnsi="Linux Libertine Display O"/>
           <w:sz w:val="26"/>
           <w:szCs w:val="26"/>
-          <w:u w:val="none"/>
-          <w:effect w:val="none"/>
-          <w:lang w:val="en-US" w:eastAsia="zh-CN" w:bidi="hi-IN"/>
-        </w:rPr>
-        <w:t>CSE 410/51</w:t>
-      </w:r>
+        </w:rPr>
+      </w:pPr>
       <w:r>
         <w:rPr>
           <w:rFonts w:eastAsia="AR PL SungtiL GB" w:cs="Lohit Devanagari" w:ascii="Linux Libertine Display O" w:hAnsi="Linux Libertine Display O"/>
@@ -46,83 +31,7 @@
           <w:effect w:val="none"/>
           <w:lang w:val="en-US" w:eastAsia="zh-CN" w:bidi="hi-IN"/>
         </w:rPr>
-        <w:t>8</w:t>
-      </w:r>
-      <w:r>
-        <w:rPr>
-          <w:rFonts w:eastAsia="AR PL SungtiL GB" w:cs="Lohit Devanagari" w:ascii="Linux Libertine Display O" w:hAnsi="Linux Libertine Display O"/>
-          <w:b/>
-          <w:i w:val="false"/>
-          <w:caps w:val="false"/>
-          <w:smallCaps w:val="false"/>
-          <w:strike w:val="false"/>
-          <w:dstrike w:val="false"/>
-          <w:color w:val="000000"/>
-          <w:kern w:val="2"/>
-          <w:sz w:val="26"/>
-          <w:szCs w:val="26"/>
-          <w:u w:val="none"/>
-          <w:effect w:val="none"/>
-          <w:lang w:val="en-US" w:eastAsia="zh-CN" w:bidi="hi-IN"/>
-        </w:rPr>
-        <w:t xml:space="preserve"> Software Security, </w:t>
-      </w:r>
-      <w:r>
-        <w:rPr>
-          <w:rFonts w:eastAsia="AR PL SungtiL GB" w:cs="Lohit Devanagari" w:ascii="Linux Libertine Display O" w:hAnsi="Linux Libertine Display O"/>
-          <w:b/>
-          <w:i w:val="false"/>
-          <w:caps w:val="false"/>
-          <w:smallCaps w:val="false"/>
-          <w:strike w:val="false"/>
-          <w:dstrike w:val="false"/>
-          <w:color w:val="000000"/>
-          <w:kern w:val="2"/>
-          <w:sz w:val="26"/>
-          <w:szCs w:val="26"/>
-          <w:u w:val="none"/>
-          <w:effect w:val="none"/>
-          <w:lang w:val="en-US" w:eastAsia="zh-CN" w:bidi="hi-IN"/>
-        </w:rPr>
-        <w:t>Fall</w:t>
-      </w:r>
-      <w:r>
-        <w:rPr>
-          <w:rFonts w:eastAsia="AR PL SungtiL GB" w:cs="Lohit Devanagari" w:ascii="Linux Libertine Display O" w:hAnsi="Linux Libertine Display O"/>
-          <w:b/>
-          <w:i w:val="false"/>
-          <w:caps w:val="false"/>
-          <w:smallCaps w:val="false"/>
-          <w:strike w:val="false"/>
-          <w:dstrike w:val="false"/>
-          <w:color w:val="000000"/>
-          <w:kern w:val="2"/>
-          <w:sz w:val="26"/>
-          <w:szCs w:val="26"/>
-          <w:u w:val="none"/>
-          <w:effect w:val="none"/>
-          <w:lang w:val="en-US" w:eastAsia="zh-CN" w:bidi="hi-IN"/>
-        </w:rPr>
-        <w:t xml:space="preserve"> 202</w:t>
-      </w:r>
-      <w:r>
-        <w:rPr>
-          <w:rFonts w:eastAsia="AR PL SungtiL GB" w:cs="Lohit Devanagari" w:ascii="Linux Libertine Display O" w:hAnsi="Linux Libertine Display O"/>
-          <w:b/>
-          <w:i w:val="false"/>
-          <w:caps w:val="false"/>
-          <w:smallCaps w:val="false"/>
-          <w:strike w:val="false"/>
-          <w:dstrike w:val="false"/>
-          <w:color w:val="000000"/>
-          <w:kern w:val="2"/>
-          <w:sz w:val="26"/>
-          <w:szCs w:val="26"/>
-          <w:u w:val="none"/>
-          <w:effect w:val="none"/>
-          <w:lang w:val="en-US" w:eastAsia="zh-CN" w:bidi="hi-IN"/>
-        </w:rPr>
-        <w:t>3</w:t>
+        <w:t>CY5770 Software Vulnerabilities and Security</w:t>
       </w:r>
     </w:p>
     <w:p>
